--- a/public/assets/Rucha_Gade_Resume.docx
+++ b/public/assets/Rucha_Gade_Resume.docx
@@ -1709,57 +1709,9 @@
         </w:rPr>
       </w:pPr>
       <w:r>
-        <w:t>The</w:t>
-      </w:r>
-      <w:r>
-        <w:rPr>
-          <w:spacing w:val="-1"/>
-        </w:rPr>
-        <w:t xml:space="preserve"> </w:t>
-      </w:r>
-      <w:r>
-        <w:t>Chamber</w:t>
-      </w:r>
-      <w:r>
-        <w:rPr>
-          <w:spacing w:val="-1"/>
-        </w:rPr>
-        <w:t xml:space="preserve"> </w:t>
-      </w:r>
-      <w:r>
-        <w:t>of</w:t>
-      </w:r>
-      <w:r>
-        <w:rPr>
-          <w:spacing w:val="-1"/>
-        </w:rPr>
-        <w:t xml:space="preserve"> </w:t>
-      </w:r>
-      <w:r>
-        <w:t>Chapters</w:t>
-      </w:r>
-      <w:r>
-        <w:rPr>
-          <w:spacing w:val="-1"/>
-        </w:rPr>
-        <w:t xml:space="preserve"> – </w:t>
-      </w:r>
-      <w:r>
-        <w:t>Personal Book</w:t>
-      </w:r>
-      <w:r>
-        <w:rPr>
-          <w:spacing w:val="-4"/>
-        </w:rPr>
-        <w:t xml:space="preserve"> </w:t>
-      </w:r>
-      <w:r>
-        <w:t>Tracker</w:t>
-      </w:r>
-      <w:r>
-        <w:rPr>
-          <w:spacing w:val="36"/>
-        </w:rPr>
+        <w:t>MiniS3 – Lightweight Object Storage Service</w:t>
+      </w:r>
+      <w:r>
         <w:t xml:space="preserve"> </w:t>
       </w:r>
       <w:hyperlink r:id="rId10" w:history="1">
@@ -1964,18 +1916,12 @@
         <w:pStyle w:val="BodyText"/>
         <w:numPr>
           <w:ilvl w:val="0"/>
-          <w:numId w:val="5"/>
+          <w:numId w:val="15"/>
         </w:numPr>
         <w:spacing w:before="11"/>
-        <w:rPr>
-          <w:lang w:val="en-IN"/>
-        </w:rPr>
-      </w:pPr>
-      <w:r>
-        <w:rPr>
-          <w:lang w:val="en-IN"/>
-        </w:rPr>
-        <w:t xml:space="preserve">Developed a full-stack personal book tracking application with a Spring Boot REST API and themed static frontend. </w:t>
+      </w:pPr>
+      <w:r>
+        <w:t>Developed a lightweight S3-inspired object storage service with Spring Boot REST APIs for file upload, download, retrieval, and deletion.</w:t>
       </w:r>
     </w:p>
     <w:p>
@@ -1983,32 +1929,12 @@
         <w:pStyle w:val="BodyText"/>
         <w:numPr>
           <w:ilvl w:val="0"/>
-          <w:numId w:val="5"/>
+          <w:numId w:val="15"/>
         </w:numPr>
         <w:spacing w:before="11"/>
-        <w:rPr>
-          <w:lang w:val="en-IN"/>
-        </w:rPr>
-      </w:pPr>
-      <w:r>
-        <w:rPr>
-          <w:lang w:val="en-IN"/>
-        </w:rPr>
-        <w:t xml:space="preserve">Implemented user authentication with </w:t>
-      </w:r>
-      <w:r>
-        <w:rPr>
-          <w:b/>
-          <w:bCs/>
-          <w:lang w:val="en-IN"/>
-        </w:rPr>
-        <w:t>BCrypt password hashing</w:t>
-      </w:r>
-      <w:r>
-        <w:rPr>
-          <w:lang w:val="en-IN"/>
-        </w:rPr>
-        <w:t xml:space="preserve"> and persistent user-specific book data using PostgreSQL. </w:t>
+      </w:pPr>
+      <w:r>
+        <w:t>Implemented separate storage for binary files and metadata, using local filesystem storage for objects and PostgreSQL for persistent metadata.</w:t>
       </w:r>
     </w:p>
     <w:p>
@@ -2016,32 +1942,12 @@
         <w:pStyle w:val="BodyText"/>
         <w:numPr>
           <w:ilvl w:val="0"/>
-          <w:numId w:val="5"/>
+          <w:numId w:val="15"/>
         </w:numPr>
         <w:spacing w:before="11"/>
-        <w:rPr>
-          <w:lang w:val="en-IN"/>
-        </w:rPr>
-      </w:pPr>
-      <w:r>
-        <w:rPr>
-          <w:lang w:val="en-IN"/>
-        </w:rPr>
-        <w:t xml:space="preserve">Built a three-shelf reading system to organize books by </w:t>
-      </w:r>
-      <w:r>
-        <w:rPr>
-          <w:b/>
-          <w:bCs/>
-          <w:lang w:val="en-IN"/>
-        </w:rPr>
-        <w:t>To Read, Currently Reading, and Finished</w:t>
-      </w:r>
-      <w:r>
-        <w:rPr>
-          <w:lang w:val="en-IN"/>
-        </w:rPr>
-        <w:t xml:space="preserve"> status. </w:t>
+      </w:pPr>
+      <w:r>
+        <w:t>Built RESTful CRUD endpoints for managing stored files, including filename, content type, size, storage path, and upload timestamp.</w:t>
       </w:r>
     </w:p>
     <w:p>
@@ -2049,32 +1955,12 @@
         <w:pStyle w:val="BodyText"/>
         <w:numPr>
           <w:ilvl w:val="0"/>
-          <w:numId w:val="5"/>
+          <w:numId w:val="15"/>
         </w:numPr>
         <w:spacing w:before="11"/>
-        <w:rPr>
-          <w:lang w:val="en-IN"/>
-        </w:rPr>
-      </w:pPr>
-      <w:r>
-        <w:rPr>
-          <w:lang w:val="en-IN"/>
-        </w:rPr>
-        <w:t xml:space="preserve">Added interactive book management features including </w:t>
-      </w:r>
-      <w:r>
-        <w:rPr>
-          <w:b/>
-          <w:bCs/>
-          <w:lang w:val="en-IN"/>
-        </w:rPr>
-        <w:t>ratings, personal notes, status updates, and CRUD operations</w:t>
-      </w:r>
-      <w:r>
-        <w:rPr>
-          <w:lang w:val="en-IN"/>
-        </w:rPr>
-        <w:t xml:space="preserve"> through REST APIs. </w:t>
+      </w:pPr>
+      <w:r>
+        <w:t>Implemented file validation, unique object identification, and structured storage management to prevent filename conflicts and maintain file integrity.</w:t>
       </w:r>
     </w:p>
     <w:p>
@@ -2082,32 +1968,12 @@
         <w:pStyle w:val="BodyText"/>
         <w:numPr>
           <w:ilvl w:val="0"/>
-          <w:numId w:val="5"/>
+          <w:numId w:val="15"/>
         </w:numPr>
         <w:spacing w:before="11"/>
       </w:pPr>
       <w:r>
-        <w:rPr>
-          <w:szCs w:val="22"/>
-          <w:lang w:val="en-IN"/>
-        </w:rPr>
-        <w:t xml:space="preserve">Containerized and deployed the application using </w:t>
-      </w:r>
-      <w:r>
-        <w:rPr>
-          <w:b/>
-          <w:bCs/>
-          <w:szCs w:val="22"/>
-          <w:lang w:val="en-IN"/>
-        </w:rPr>
-        <w:t>Docker and Supabase PostgreSQL</w:t>
-      </w:r>
-      <w:r>
-        <w:rPr>
-          <w:szCs w:val="22"/>
-          <w:lang w:val="en-IN"/>
-        </w:rPr>
-        <w:t>, with responsive, library-inspired frontend UI.</w:t>
+        <w:t>Containerized the application using Docker and built a responsive frontend for uploading, viewing, downloading, and deleting stored files.</w:t>
       </w:r>
     </w:p>
     <w:p>
@@ -2335,6 +2201,344 @@
 <file path=word/numbering.xml><?xml version="1.0" encoding="utf-8"?>
 <w:numbering xmlns:wpc="http://schemas.microsoft.com/office/word/2010/wordprocessingCanvas" xmlns:cx="http://schemas.microsoft.com/office/drawing/2014/chartex" xmlns:cx1="http://schemas.microsoft.com/office/drawing/2015/9/8/chartex" xmlns:cx2="http://schemas.microsoft.com/office/drawing/2015/10/21/chartex" xmlns:cx3="http://schemas.microsoft.com/office/drawing/2016/5/9/chartex" xmlns:cx4="http://schemas.microsoft.com/office/drawing/2016/5/10/chartex" xmlns:cx5="http://schemas.microsoft.com/office/drawing/2016/5/11/chartex" xmlns:cx6="http://schemas.microsoft.com/office/drawing/2016/5/12/chartex" xmlns:cx7="http://schemas.microsoft.com/office/drawing/2016/5/13/chartex" xmlns:cx8="http://schemas.microsoft.com/office/drawing/2016/5/14/chartex" xmlns:mc="http://schemas.openxmlformats.org/markup-compatibility/2006" xmlns:aink="http://schemas.microsoft.com/office/drawing/2016/ink" xmlns:am3d="http://schemas.microsoft.com/office/drawing/2017/model3d" xmlns:o="urn:schemas-microsoft-com:office:office" xmlns:oel="http://schemas.microsoft.com/office/2019/extlst" xmlns:r="http://schemas.openxmlformats.org/officeDocument/2006/relationships" xmlns:m="http://schemas.openxmlformats.org/officeDocument/2006/math" xmlns:v="urn:schemas-microsoft-com:vml" xmlns:wp14="http://schemas.microsoft.com/office/word/2010/wordprocessingDrawing" xmlns:wp="http://schemas.openxmlformats.org/drawingml/2006/wordprocessingDrawing" xmlns:w10="urn:schemas-microsoft-com:office:word" xmlns:w="http://schemas.openxmlformats.org/wordprocessingml/2006/main" xmlns:w14="http://schemas.microsoft.com/office/word/2010/wordml" xmlns:w15="http://schemas.microsoft.com/office/word/2012/wordml" xmlns:w16cex="http://schemas.microsoft.com/office/word/2018/wordml/cex" xmlns:w16cid="http://schemas.microsoft.com/office/word/2016/wordml/cid" xmlns:w16="http://schemas.microsoft.com/office/word/2018/wordml" xmlns:w16du="http://schemas.microsoft.com/office/word/2023/wordml/word16du" xmlns:w16sdtdh="http://schemas.microsoft.com/office/word/2020/wordml/sdtdatahash" xmlns:w16sdtfl="http://schemas.microsoft.com/office/word/2024/wordml/sdtformatlock" xmlns:w16se="http://schemas.microsoft.com/office/word/2015/wordml/symex" xmlns:wpg="http://schemas.microsoft.com/office/word/2010/wordprocessingGroup" xmlns:wpi="http://schemas.microsoft.com/office/word/2010/wordprocessingInk" xmlns:wne="http://schemas.microsoft.com/office/word/2006/wordml" xmlns:wps="http://schemas.microsoft.com/office/word/2010/wordprocessingShape" mc:Ignorable="w14 w15 w16se w16cid w16 w16cex w16sdtdh w16sdtfl w16du wp14">
   <w:abstractNum w:abstractNumId="0" w15:restartNumberingAfterBreak="0">
+    <w:nsid w:val="02703E13"/>
+    <w:multiLevelType w:val="hybridMultilevel"/>
+    <w:tmpl w:val="3E64EA24"/>
+    <w:lvl w:ilvl="0" w:tplc="40090001">
+      <w:start w:val="1"/>
+      <w:numFmt w:val="bullet"/>
+      <w:lvlText w:val=""/>
+      <w:lvlJc w:val="left"/>
+      <w:pPr>
+        <w:ind w:left="1800" w:hanging="360"/>
+      </w:pPr>
+      <w:rPr>
+        <w:rFonts w:ascii="Symbol" w:hAnsi="Symbol" w:hint="default"/>
+      </w:rPr>
+    </w:lvl>
+    <w:lvl w:ilvl="1" w:tplc="40090003" w:tentative="1">
+      <w:start w:val="1"/>
+      <w:numFmt w:val="bullet"/>
+      <w:lvlText w:val="o"/>
+      <w:lvlJc w:val="left"/>
+      <w:pPr>
+        <w:ind w:left="2520" w:hanging="360"/>
+      </w:pPr>
+      <w:rPr>
+        <w:rFonts w:ascii="Courier New" w:hAnsi="Courier New" w:cs="Courier New" w:hint="default"/>
+      </w:rPr>
+    </w:lvl>
+    <w:lvl w:ilvl="2" w:tplc="40090005" w:tentative="1">
+      <w:start w:val="1"/>
+      <w:numFmt w:val="bullet"/>
+      <w:lvlText w:val=""/>
+      <w:lvlJc w:val="left"/>
+      <w:pPr>
+        <w:ind w:left="3240" w:hanging="360"/>
+      </w:pPr>
+      <w:rPr>
+        <w:rFonts w:ascii="Wingdings" w:hAnsi="Wingdings" w:hint="default"/>
+      </w:rPr>
+    </w:lvl>
+    <w:lvl w:ilvl="3" w:tplc="40090001" w:tentative="1">
+      <w:start w:val="1"/>
+      <w:numFmt w:val="bullet"/>
+      <w:lvlText w:val=""/>
+      <w:lvlJc w:val="left"/>
+      <w:pPr>
+        <w:ind w:left="3960" w:hanging="360"/>
+      </w:pPr>
+      <w:rPr>
+        <w:rFonts w:ascii="Symbol" w:hAnsi="Symbol" w:hint="default"/>
+      </w:rPr>
+    </w:lvl>
+    <w:lvl w:ilvl="4" w:tplc="40090003" w:tentative="1">
+      <w:start w:val="1"/>
+      <w:numFmt w:val="bullet"/>
+      <w:lvlText w:val="o"/>
+      <w:lvlJc w:val="left"/>
+      <w:pPr>
+        <w:ind w:left="4680" w:hanging="360"/>
+      </w:pPr>
+      <w:rPr>
+        <w:rFonts w:ascii="Courier New" w:hAnsi="Courier New" w:cs="Courier New" w:hint="default"/>
+      </w:rPr>
+    </w:lvl>
+    <w:lvl w:ilvl="5" w:tplc="40090005" w:tentative="1">
+      <w:start w:val="1"/>
+      <w:numFmt w:val="bullet"/>
+      <w:lvlText w:val=""/>
+      <w:lvlJc w:val="left"/>
+      <w:pPr>
+        <w:ind w:left="5400" w:hanging="360"/>
+      </w:pPr>
+      <w:rPr>
+        <w:rFonts w:ascii="Wingdings" w:hAnsi="Wingdings" w:hint="default"/>
+      </w:rPr>
+    </w:lvl>
+    <w:lvl w:ilvl="6" w:tplc="40090001" w:tentative="1">
+      <w:start w:val="1"/>
+      <w:numFmt w:val="bullet"/>
+      <w:lvlText w:val=""/>
+      <w:lvlJc w:val="left"/>
+      <w:pPr>
+        <w:ind w:left="6120" w:hanging="360"/>
+      </w:pPr>
+      <w:rPr>
+        <w:rFonts w:ascii="Symbol" w:hAnsi="Symbol" w:hint="default"/>
+      </w:rPr>
+    </w:lvl>
+    <w:lvl w:ilvl="7" w:tplc="40090003" w:tentative="1">
+      <w:start w:val="1"/>
+      <w:numFmt w:val="bullet"/>
+      <w:lvlText w:val="o"/>
+      <w:lvlJc w:val="left"/>
+      <w:pPr>
+        <w:ind w:left="6840" w:hanging="360"/>
+      </w:pPr>
+      <w:rPr>
+        <w:rFonts w:ascii="Courier New" w:hAnsi="Courier New" w:cs="Courier New" w:hint="default"/>
+      </w:rPr>
+    </w:lvl>
+    <w:lvl w:ilvl="8" w:tplc="40090005" w:tentative="1">
+      <w:start w:val="1"/>
+      <w:numFmt w:val="bullet"/>
+      <w:lvlText w:val=""/>
+      <w:lvlJc w:val="left"/>
+      <w:pPr>
+        <w:ind w:left="7560" w:hanging="360"/>
+      </w:pPr>
+      <w:rPr>
+        <w:rFonts w:ascii="Wingdings" w:hAnsi="Wingdings" w:hint="default"/>
+      </w:rPr>
+    </w:lvl>
+  </w:abstractNum>
+  <w:abstractNum w:abstractNumId="1" w15:restartNumberingAfterBreak="0">
+    <w:nsid w:val="07B7337D"/>
+    <w:multiLevelType w:val="hybridMultilevel"/>
+    <w:tmpl w:val="2208EDA0"/>
+    <w:lvl w:ilvl="0" w:tplc="40090001">
+      <w:start w:val="1"/>
+      <w:numFmt w:val="bullet"/>
+      <w:lvlText w:val=""/>
+      <w:lvlJc w:val="left"/>
+      <w:pPr>
+        <w:ind w:left="1080" w:hanging="360"/>
+      </w:pPr>
+      <w:rPr>
+        <w:rFonts w:ascii="Symbol" w:hAnsi="Symbol" w:hint="default"/>
+      </w:rPr>
+    </w:lvl>
+    <w:lvl w:ilvl="1" w:tplc="FFFFFFFF" w:tentative="1">
+      <w:start w:val="1"/>
+      <w:numFmt w:val="bullet"/>
+      <w:lvlText w:val="o"/>
+      <w:lvlJc w:val="left"/>
+      <w:pPr>
+        <w:ind w:left="1080" w:hanging="360"/>
+      </w:pPr>
+      <w:rPr>
+        <w:rFonts w:ascii="Courier New" w:hAnsi="Courier New" w:cs="Courier New" w:hint="default"/>
+      </w:rPr>
+    </w:lvl>
+    <w:lvl w:ilvl="2" w:tplc="FFFFFFFF" w:tentative="1">
+      <w:start w:val="1"/>
+      <w:numFmt w:val="bullet"/>
+      <w:lvlText w:val=""/>
+      <w:lvlJc w:val="left"/>
+      <w:pPr>
+        <w:ind w:left="1800" w:hanging="360"/>
+      </w:pPr>
+      <w:rPr>
+        <w:rFonts w:ascii="Wingdings" w:hAnsi="Wingdings" w:hint="default"/>
+      </w:rPr>
+    </w:lvl>
+    <w:lvl w:ilvl="3" w:tplc="FFFFFFFF" w:tentative="1">
+      <w:start w:val="1"/>
+      <w:numFmt w:val="bullet"/>
+      <w:lvlText w:val=""/>
+      <w:lvlJc w:val="left"/>
+      <w:pPr>
+        <w:ind w:left="2520" w:hanging="360"/>
+      </w:pPr>
+      <w:rPr>
+        <w:rFonts w:ascii="Symbol" w:hAnsi="Symbol" w:hint="default"/>
+      </w:rPr>
+    </w:lvl>
+    <w:lvl w:ilvl="4" w:tplc="FFFFFFFF" w:tentative="1">
+      <w:start w:val="1"/>
+      <w:numFmt w:val="bullet"/>
+      <w:lvlText w:val="o"/>
+      <w:lvlJc w:val="left"/>
+      <w:pPr>
+        <w:ind w:left="3240" w:hanging="360"/>
+      </w:pPr>
+      <w:rPr>
+        <w:rFonts w:ascii="Courier New" w:hAnsi="Courier New" w:cs="Courier New" w:hint="default"/>
+      </w:rPr>
+    </w:lvl>
+    <w:lvl w:ilvl="5" w:tplc="FFFFFFFF" w:tentative="1">
+      <w:start w:val="1"/>
+      <w:numFmt w:val="bullet"/>
+      <w:lvlText w:val=""/>
+      <w:lvlJc w:val="left"/>
+      <w:pPr>
+        <w:ind w:left="3960" w:hanging="360"/>
+      </w:pPr>
+      <w:rPr>
+        <w:rFonts w:ascii="Wingdings" w:hAnsi="Wingdings" w:hint="default"/>
+      </w:rPr>
+    </w:lvl>
+    <w:lvl w:ilvl="6" w:tplc="FFFFFFFF" w:tentative="1">
+      <w:start w:val="1"/>
+      <w:numFmt w:val="bullet"/>
+      <w:lvlText w:val=""/>
+      <w:lvlJc w:val="left"/>
+      <w:pPr>
+        <w:ind w:left="4680" w:hanging="360"/>
+      </w:pPr>
+      <w:rPr>
+        <w:rFonts w:ascii="Symbol" w:hAnsi="Symbol" w:hint="default"/>
+      </w:rPr>
+    </w:lvl>
+    <w:lvl w:ilvl="7" w:tplc="FFFFFFFF" w:tentative="1">
+      <w:start w:val="1"/>
+      <w:numFmt w:val="bullet"/>
+      <w:lvlText w:val="o"/>
+      <w:lvlJc w:val="left"/>
+      <w:pPr>
+        <w:ind w:left="5400" w:hanging="360"/>
+      </w:pPr>
+      <w:rPr>
+        <w:rFonts w:ascii="Courier New" w:hAnsi="Courier New" w:cs="Courier New" w:hint="default"/>
+      </w:rPr>
+    </w:lvl>
+    <w:lvl w:ilvl="8" w:tplc="FFFFFFFF" w:tentative="1">
+      <w:start w:val="1"/>
+      <w:numFmt w:val="bullet"/>
+      <w:lvlText w:val=""/>
+      <w:lvlJc w:val="left"/>
+      <w:pPr>
+        <w:ind w:left="6120" w:hanging="360"/>
+      </w:pPr>
+      <w:rPr>
+        <w:rFonts w:ascii="Wingdings" w:hAnsi="Wingdings" w:hint="default"/>
+      </w:rPr>
+    </w:lvl>
+  </w:abstractNum>
+  <w:abstractNum w:abstractNumId="2" w15:restartNumberingAfterBreak="0">
+    <w:nsid w:val="105121D7"/>
+    <w:multiLevelType w:val="hybridMultilevel"/>
+    <w:tmpl w:val="BB1CC0D8"/>
+    <w:lvl w:ilvl="0" w:tplc="1E9EFD14">
+      <w:numFmt w:val="bullet"/>
+      <w:lvlText w:val="•"/>
+      <w:lvlJc w:val="left"/>
+      <w:pPr>
+        <w:ind w:left="2520" w:hanging="360"/>
+      </w:pPr>
+      <w:rPr>
+        <w:rFonts w:ascii="Times New Roman" w:eastAsia="Times New Roman" w:hAnsi="Times New Roman" w:cs="Times New Roman" w:hint="default"/>
+      </w:rPr>
+    </w:lvl>
+    <w:lvl w:ilvl="1" w:tplc="40090003">
+      <w:start w:val="1"/>
+      <w:numFmt w:val="bullet"/>
+      <w:lvlText w:val="o"/>
+      <w:lvlJc w:val="left"/>
+      <w:pPr>
+        <w:ind w:left="2520" w:hanging="360"/>
+      </w:pPr>
+      <w:rPr>
+        <w:rFonts w:ascii="Courier New" w:hAnsi="Courier New" w:cs="Courier New" w:hint="default"/>
+      </w:rPr>
+    </w:lvl>
+    <w:lvl w:ilvl="2" w:tplc="40090005" w:tentative="1">
+      <w:start w:val="1"/>
+      <w:numFmt w:val="bullet"/>
+      <w:lvlText w:val=""/>
+      <w:lvlJc w:val="left"/>
+      <w:pPr>
+        <w:ind w:left="3240" w:hanging="360"/>
+      </w:pPr>
+      <w:rPr>
+        <w:rFonts w:ascii="Wingdings" w:hAnsi="Wingdings" w:hint="default"/>
+      </w:rPr>
+    </w:lvl>
+    <w:lvl w:ilvl="3" w:tplc="40090001" w:tentative="1">
+      <w:start w:val="1"/>
+      <w:numFmt w:val="bullet"/>
+      <w:lvlText w:val=""/>
+      <w:lvlJc w:val="left"/>
+      <w:pPr>
+        <w:ind w:left="3960" w:hanging="360"/>
+      </w:pPr>
+      <w:rPr>
+        <w:rFonts w:ascii="Symbol" w:hAnsi="Symbol" w:hint="default"/>
+      </w:rPr>
+    </w:lvl>
+    <w:lvl w:ilvl="4" w:tplc="40090003" w:tentative="1">
+      <w:start w:val="1"/>
+      <w:numFmt w:val="bullet"/>
+      <w:lvlText w:val="o"/>
+      <w:lvlJc w:val="left"/>
+      <w:pPr>
+        <w:ind w:left="4680" w:hanging="360"/>
+      </w:pPr>
+      <w:rPr>
+        <w:rFonts w:ascii="Courier New" w:hAnsi="Courier New" w:cs="Courier New" w:hint="default"/>
+      </w:rPr>
+    </w:lvl>
+    <w:lvl w:ilvl="5" w:tplc="40090005" w:tentative="1">
+      <w:start w:val="1"/>
+      <w:numFmt w:val="bullet"/>
+      <w:lvlText w:val=""/>
+      <w:lvlJc w:val="left"/>
+      <w:pPr>
+        <w:ind w:left="5400" w:hanging="360"/>
+      </w:pPr>
+      <w:rPr>
+        <w:rFonts w:ascii="Wingdings" w:hAnsi="Wingdings" w:hint="default"/>
+      </w:rPr>
+    </w:lvl>
+    <w:lvl w:ilvl="6" w:tplc="40090001" w:tentative="1">
+      <w:start w:val="1"/>
+      <w:numFmt w:val="bullet"/>
+      <w:lvlText w:val=""/>
+      <w:lvlJc w:val="left"/>
+      <w:pPr>
+        <w:ind w:left="6120" w:hanging="360"/>
+      </w:pPr>
+      <w:rPr>
+        <w:rFonts w:ascii="Symbol" w:hAnsi="Symbol" w:hint="default"/>
+      </w:rPr>
+    </w:lvl>
+    <w:lvl w:ilvl="7" w:tplc="40090003" w:tentative="1">
+      <w:start w:val="1"/>
+      <w:numFmt w:val="bullet"/>
+      <w:lvlText w:val="o"/>
+      <w:lvlJc w:val="left"/>
+      <w:pPr>
+        <w:ind w:left="6840" w:hanging="360"/>
+      </w:pPr>
+      <w:rPr>
+        <w:rFonts w:ascii="Courier New" w:hAnsi="Courier New" w:cs="Courier New" w:hint="default"/>
+      </w:rPr>
+    </w:lvl>
+    <w:lvl w:ilvl="8" w:tplc="40090005" w:tentative="1">
+      <w:start w:val="1"/>
+      <w:numFmt w:val="bullet"/>
+      <w:lvlText w:val=""/>
+      <w:lvlJc w:val="left"/>
+      <w:pPr>
+        <w:ind w:left="7560" w:hanging="360"/>
+      </w:pPr>
+      <w:rPr>
+        <w:rFonts w:ascii="Wingdings" w:hAnsi="Wingdings" w:hint="default"/>
+      </w:rPr>
+    </w:lvl>
+  </w:abstractNum>
+  <w:abstractNum w:abstractNumId="3" w15:restartNumberingAfterBreak="0">
     <w:nsid w:val="178A4E1C"/>
     <w:multiLevelType w:val="hybridMultilevel"/>
     <w:tmpl w:val="8A0429F2"/>
@@ -2447,7 +2651,7 @@
       </w:rPr>
     </w:lvl>
   </w:abstractNum>
-  <w:abstractNum w:abstractNumId="1" w15:restartNumberingAfterBreak="0">
+  <w:abstractNum w:abstractNumId="4" w15:restartNumberingAfterBreak="0">
     <w:nsid w:val="210B5A78"/>
     <w:multiLevelType w:val="hybridMultilevel"/>
     <w:tmpl w:val="02AE4426"/>
@@ -2560,7 +2764,119 @@
       </w:rPr>
     </w:lvl>
   </w:abstractNum>
-  <w:abstractNum w:abstractNumId="2" w15:restartNumberingAfterBreak="0">
+  <w:abstractNum w:abstractNumId="5" w15:restartNumberingAfterBreak="0">
+    <w:nsid w:val="28853A48"/>
+    <w:multiLevelType w:val="hybridMultilevel"/>
+    <w:tmpl w:val="81F631C8"/>
+    <w:lvl w:ilvl="0" w:tplc="1E9EFD14">
+      <w:numFmt w:val="bullet"/>
+      <w:lvlText w:val="•"/>
+      <w:lvlJc w:val="left"/>
+      <w:pPr>
+        <w:ind w:left="1440" w:hanging="360"/>
+      </w:pPr>
+      <w:rPr>
+        <w:rFonts w:ascii="Times New Roman" w:eastAsia="Times New Roman" w:hAnsi="Times New Roman" w:cs="Times New Roman" w:hint="default"/>
+      </w:rPr>
+    </w:lvl>
+    <w:lvl w:ilvl="1" w:tplc="40090003" w:tentative="1">
+      <w:start w:val="1"/>
+      <w:numFmt w:val="bullet"/>
+      <w:lvlText w:val="o"/>
+      <w:lvlJc w:val="left"/>
+      <w:pPr>
+        <w:ind w:left="2160" w:hanging="360"/>
+      </w:pPr>
+      <w:rPr>
+        <w:rFonts w:ascii="Courier New" w:hAnsi="Courier New" w:cs="Courier New" w:hint="default"/>
+      </w:rPr>
+    </w:lvl>
+    <w:lvl w:ilvl="2" w:tplc="40090005" w:tentative="1">
+      <w:start w:val="1"/>
+      <w:numFmt w:val="bullet"/>
+      <w:lvlText w:val=""/>
+      <w:lvlJc w:val="left"/>
+      <w:pPr>
+        <w:ind w:left="2880" w:hanging="360"/>
+      </w:pPr>
+      <w:rPr>
+        <w:rFonts w:ascii="Wingdings" w:hAnsi="Wingdings" w:hint="default"/>
+      </w:rPr>
+    </w:lvl>
+    <w:lvl w:ilvl="3" w:tplc="40090001" w:tentative="1">
+      <w:start w:val="1"/>
+      <w:numFmt w:val="bullet"/>
+      <w:lvlText w:val=""/>
+      <w:lvlJc w:val="left"/>
+      <w:pPr>
+        <w:ind w:left="3600" w:hanging="360"/>
+      </w:pPr>
+      <w:rPr>
+        <w:rFonts w:ascii="Symbol" w:hAnsi="Symbol" w:hint="default"/>
+      </w:rPr>
+    </w:lvl>
+    <w:lvl w:ilvl="4" w:tplc="40090003" w:tentative="1">
+      <w:start w:val="1"/>
+      <w:numFmt w:val="bullet"/>
+      <w:lvlText w:val="o"/>
+      <w:lvlJc w:val="left"/>
+      <w:pPr>
+        <w:ind w:left="4320" w:hanging="360"/>
+      </w:pPr>
+      <w:rPr>
+        <w:rFonts w:ascii="Courier New" w:hAnsi="Courier New" w:cs="Courier New" w:hint="default"/>
+      </w:rPr>
+    </w:lvl>
+    <w:lvl w:ilvl="5" w:tplc="40090005" w:tentative="1">
+      <w:start w:val="1"/>
+      <w:numFmt w:val="bullet"/>
+      <w:lvlText w:val=""/>
+      <w:lvlJc w:val="left"/>
+      <w:pPr>
+        <w:ind w:left="5040" w:hanging="360"/>
+      </w:pPr>
+      <w:rPr>
+        <w:rFonts w:ascii="Wingdings" w:hAnsi="Wingdings" w:hint="default"/>
+      </w:rPr>
+    </w:lvl>
+    <w:lvl w:ilvl="6" w:tplc="40090001" w:tentative="1">
+      <w:start w:val="1"/>
+      <w:numFmt w:val="bullet"/>
+      <w:lvlText w:val=""/>
+      <w:lvlJc w:val="left"/>
+      <w:pPr>
+        <w:ind w:left="5760" w:hanging="360"/>
+      </w:pPr>
+      <w:rPr>
+        <w:rFonts w:ascii="Symbol" w:hAnsi="Symbol" w:hint="default"/>
+      </w:rPr>
+    </w:lvl>
+    <w:lvl w:ilvl="7" w:tplc="40090003" w:tentative="1">
+      <w:start w:val="1"/>
+      <w:numFmt w:val="bullet"/>
+      <w:lvlText w:val="o"/>
+      <w:lvlJc w:val="left"/>
+      <w:pPr>
+        <w:ind w:left="6480" w:hanging="360"/>
+      </w:pPr>
+      <w:rPr>
+        <w:rFonts w:ascii="Courier New" w:hAnsi="Courier New" w:cs="Courier New" w:hint="default"/>
+      </w:rPr>
+    </w:lvl>
+    <w:lvl w:ilvl="8" w:tplc="40090005" w:tentative="1">
+      <w:start w:val="1"/>
+      <w:numFmt w:val="bullet"/>
+      <w:lvlText w:val=""/>
+      <w:lvlJc w:val="left"/>
+      <w:pPr>
+        <w:ind w:left="7200" w:hanging="360"/>
+      </w:pPr>
+      <w:rPr>
+        <w:rFonts w:ascii="Wingdings" w:hAnsi="Wingdings" w:hint="default"/>
+      </w:rPr>
+    </w:lvl>
+  </w:abstractNum>
+  <w:abstractNum w:abstractNumId="6" w15:restartNumberingAfterBreak="0">
     <w:nsid w:val="3D983EF1"/>
     <w:multiLevelType w:val="hybridMultilevel"/>
     <w:tmpl w:val="D51E82DC"/>
@@ -2681,7 +2997,7 @@
       </w:rPr>
     </w:lvl>
   </w:abstractNum>
-  <w:abstractNum w:abstractNumId="3" w15:restartNumberingAfterBreak="0">
+  <w:abstractNum w:abstractNumId="7" w15:restartNumberingAfterBreak="0">
     <w:nsid w:val="49865A92"/>
     <w:multiLevelType w:val="hybridMultilevel"/>
     <w:tmpl w:val="DC6A55E8"/>
@@ -2793,7 +3109,119 @@
       </w:rPr>
     </w:lvl>
   </w:abstractNum>
-  <w:abstractNum w:abstractNumId="4" w15:restartNumberingAfterBreak="0">
+  <w:abstractNum w:abstractNumId="8" w15:restartNumberingAfterBreak="0">
+    <w:nsid w:val="4A5029C5"/>
+    <w:multiLevelType w:val="hybridMultilevel"/>
+    <w:tmpl w:val="64E8A10E"/>
+    <w:lvl w:ilvl="0" w:tplc="1E9EFD14">
+      <w:numFmt w:val="bullet"/>
+      <w:lvlText w:val="•"/>
+      <w:lvlJc w:val="left"/>
+      <w:pPr>
+        <w:ind w:left="720" w:hanging="360"/>
+      </w:pPr>
+      <w:rPr>
+        <w:rFonts w:ascii="Times New Roman" w:eastAsia="Times New Roman" w:hAnsi="Times New Roman" w:cs="Times New Roman" w:hint="default"/>
+      </w:rPr>
+    </w:lvl>
+    <w:lvl w:ilvl="1" w:tplc="40090003">
+      <w:start w:val="1"/>
+      <w:numFmt w:val="bullet"/>
+      <w:lvlText w:val="o"/>
+      <w:lvlJc w:val="left"/>
+      <w:pPr>
+        <w:ind w:left="720" w:hanging="360"/>
+      </w:pPr>
+      <w:rPr>
+        <w:rFonts w:ascii="Courier New" w:hAnsi="Courier New" w:cs="Courier New" w:hint="default"/>
+      </w:rPr>
+    </w:lvl>
+    <w:lvl w:ilvl="2" w:tplc="40090005" w:tentative="1">
+      <w:start w:val="1"/>
+      <w:numFmt w:val="bullet"/>
+      <w:lvlText w:val=""/>
+      <w:lvlJc w:val="left"/>
+      <w:pPr>
+        <w:ind w:left="1440" w:hanging="360"/>
+      </w:pPr>
+      <w:rPr>
+        <w:rFonts w:ascii="Wingdings" w:hAnsi="Wingdings" w:hint="default"/>
+      </w:rPr>
+    </w:lvl>
+    <w:lvl w:ilvl="3" w:tplc="40090001" w:tentative="1">
+      <w:start w:val="1"/>
+      <w:numFmt w:val="bullet"/>
+      <w:lvlText w:val=""/>
+      <w:lvlJc w:val="left"/>
+      <w:pPr>
+        <w:ind w:left="2160" w:hanging="360"/>
+      </w:pPr>
+      <w:rPr>
+        <w:rFonts w:ascii="Symbol" w:hAnsi="Symbol" w:hint="default"/>
+      </w:rPr>
+    </w:lvl>
+    <w:lvl w:ilvl="4" w:tplc="40090003" w:tentative="1">
+      <w:start w:val="1"/>
+      <w:numFmt w:val="bullet"/>
+      <w:lvlText w:val="o"/>
+      <w:lvlJc w:val="left"/>
+      <w:pPr>
+        <w:ind w:left="2880" w:hanging="360"/>
+      </w:pPr>
+      <w:rPr>
+        <w:rFonts w:ascii="Courier New" w:hAnsi="Courier New" w:cs="Courier New" w:hint="default"/>
+      </w:rPr>
+    </w:lvl>
+    <w:lvl w:ilvl="5" w:tplc="40090005" w:tentative="1">
+      <w:start w:val="1"/>
+      <w:numFmt w:val="bullet"/>
+      <w:lvlText w:val=""/>
+      <w:lvlJc w:val="left"/>
+      <w:pPr>
+        <w:ind w:left="3600" w:hanging="360"/>
+      </w:pPr>
+      <w:rPr>
+        <w:rFonts w:ascii="Wingdings" w:hAnsi="Wingdings" w:hint="default"/>
+      </w:rPr>
+    </w:lvl>
+    <w:lvl w:ilvl="6" w:tplc="40090001" w:tentative="1">
+      <w:start w:val="1"/>
+      <w:numFmt w:val="bullet"/>
+      <w:lvlText w:val=""/>
+      <w:lvlJc w:val="left"/>
+      <w:pPr>
+        <w:ind w:left="4320" w:hanging="360"/>
+      </w:pPr>
+      <w:rPr>
+        <w:rFonts w:ascii="Symbol" w:hAnsi="Symbol" w:hint="default"/>
+      </w:rPr>
+    </w:lvl>
+    <w:lvl w:ilvl="7" w:tplc="40090003" w:tentative="1">
+      <w:start w:val="1"/>
+      <w:numFmt w:val="bullet"/>
+      <w:lvlText w:val="o"/>
+      <w:lvlJc w:val="left"/>
+      <w:pPr>
+        <w:ind w:left="5040" w:hanging="360"/>
+      </w:pPr>
+      <w:rPr>
+        <w:rFonts w:ascii="Courier New" w:hAnsi="Courier New" w:cs="Courier New" w:hint="default"/>
+      </w:rPr>
+    </w:lvl>
+    <w:lvl w:ilvl="8" w:tplc="40090005" w:tentative="1">
+      <w:start w:val="1"/>
+      <w:numFmt w:val="bullet"/>
+      <w:lvlText w:val=""/>
+      <w:lvlJc w:val="left"/>
+      <w:pPr>
+        <w:ind w:left="5760" w:hanging="360"/>
+      </w:pPr>
+      <w:rPr>
+        <w:rFonts w:ascii="Wingdings" w:hAnsi="Wingdings" w:hint="default"/>
+      </w:rPr>
+    </w:lvl>
+  </w:abstractNum>
+  <w:abstractNum w:abstractNumId="9" w15:restartNumberingAfterBreak="0">
     <w:nsid w:val="51643A01"/>
     <w:multiLevelType w:val="hybridMultilevel"/>
     <w:tmpl w:val="D3BA0C02"/>
@@ -2906,7 +3334,7 @@
       </w:rPr>
     </w:lvl>
   </w:abstractNum>
-  <w:abstractNum w:abstractNumId="5" w15:restartNumberingAfterBreak="0">
+  <w:abstractNum w:abstractNumId="10" w15:restartNumberingAfterBreak="0">
     <w:nsid w:val="552831C1"/>
     <w:multiLevelType w:val="hybridMultilevel"/>
     <w:tmpl w:val="CE424432"/>
@@ -3019,7 +3447,119 @@
       </w:rPr>
     </w:lvl>
   </w:abstractNum>
-  <w:abstractNum w:abstractNumId="6" w15:restartNumberingAfterBreak="0">
+  <w:abstractNum w:abstractNumId="11" w15:restartNumberingAfterBreak="0">
+    <w:nsid w:val="5AB1026F"/>
+    <w:multiLevelType w:val="hybridMultilevel"/>
+    <w:tmpl w:val="F5E02128"/>
+    <w:lvl w:ilvl="0" w:tplc="1E9EFD14">
+      <w:numFmt w:val="bullet"/>
+      <w:lvlText w:val="•"/>
+      <w:lvlJc w:val="left"/>
+      <w:pPr>
+        <w:ind w:left="1440" w:hanging="360"/>
+      </w:pPr>
+      <w:rPr>
+        <w:rFonts w:ascii="Times New Roman" w:eastAsia="Times New Roman" w:hAnsi="Times New Roman" w:cs="Times New Roman" w:hint="default"/>
+      </w:rPr>
+    </w:lvl>
+    <w:lvl w:ilvl="1" w:tplc="40090003" w:tentative="1">
+      <w:start w:val="1"/>
+      <w:numFmt w:val="bullet"/>
+      <w:lvlText w:val="o"/>
+      <w:lvlJc w:val="left"/>
+      <w:pPr>
+        <w:ind w:left="1440" w:hanging="360"/>
+      </w:pPr>
+      <w:rPr>
+        <w:rFonts w:ascii="Courier New" w:hAnsi="Courier New" w:cs="Courier New" w:hint="default"/>
+      </w:rPr>
+    </w:lvl>
+    <w:lvl w:ilvl="2" w:tplc="40090005" w:tentative="1">
+      <w:start w:val="1"/>
+      <w:numFmt w:val="bullet"/>
+      <w:lvlText w:val=""/>
+      <w:lvlJc w:val="left"/>
+      <w:pPr>
+        <w:ind w:left="2160" w:hanging="360"/>
+      </w:pPr>
+      <w:rPr>
+        <w:rFonts w:ascii="Wingdings" w:hAnsi="Wingdings" w:hint="default"/>
+      </w:rPr>
+    </w:lvl>
+    <w:lvl w:ilvl="3" w:tplc="40090001" w:tentative="1">
+      <w:start w:val="1"/>
+      <w:numFmt w:val="bullet"/>
+      <w:lvlText w:val=""/>
+      <w:lvlJc w:val="left"/>
+      <w:pPr>
+        <w:ind w:left="2880" w:hanging="360"/>
+      </w:pPr>
+      <w:rPr>
+        <w:rFonts w:ascii="Symbol" w:hAnsi="Symbol" w:hint="default"/>
+      </w:rPr>
+    </w:lvl>
+    <w:lvl w:ilvl="4" w:tplc="40090003" w:tentative="1">
+      <w:start w:val="1"/>
+      <w:numFmt w:val="bullet"/>
+      <w:lvlText w:val="o"/>
+      <w:lvlJc w:val="left"/>
+      <w:pPr>
+        <w:ind w:left="3600" w:hanging="360"/>
+      </w:pPr>
+      <w:rPr>
+        <w:rFonts w:ascii="Courier New" w:hAnsi="Courier New" w:cs="Courier New" w:hint="default"/>
+      </w:rPr>
+    </w:lvl>
+    <w:lvl w:ilvl="5" w:tplc="40090005" w:tentative="1">
+      <w:start w:val="1"/>
+      <w:numFmt w:val="bullet"/>
+      <w:lvlText w:val=""/>
+      <w:lvlJc w:val="left"/>
+      <w:pPr>
+        <w:ind w:left="4320" w:hanging="360"/>
+      </w:pPr>
+      <w:rPr>
+        <w:rFonts w:ascii="Wingdings" w:hAnsi="Wingdings" w:hint="default"/>
+      </w:rPr>
+    </w:lvl>
+    <w:lvl w:ilvl="6" w:tplc="40090001" w:tentative="1">
+      <w:start w:val="1"/>
+      <w:numFmt w:val="bullet"/>
+      <w:lvlText w:val=""/>
+      <w:lvlJc w:val="left"/>
+      <w:pPr>
+        <w:ind w:left="5040" w:hanging="360"/>
+      </w:pPr>
+      <w:rPr>
+        <w:rFonts w:ascii="Symbol" w:hAnsi="Symbol" w:hint="default"/>
+      </w:rPr>
+    </w:lvl>
+    <w:lvl w:ilvl="7" w:tplc="40090003" w:tentative="1">
+      <w:start w:val="1"/>
+      <w:numFmt w:val="bullet"/>
+      <w:lvlText w:val="o"/>
+      <w:lvlJc w:val="left"/>
+      <w:pPr>
+        <w:ind w:left="5760" w:hanging="360"/>
+      </w:pPr>
+      <w:rPr>
+        <w:rFonts w:ascii="Courier New" w:hAnsi="Courier New" w:cs="Courier New" w:hint="default"/>
+      </w:rPr>
+    </w:lvl>
+    <w:lvl w:ilvl="8" w:tplc="40090005" w:tentative="1">
+      <w:start w:val="1"/>
+      <w:numFmt w:val="bullet"/>
+      <w:lvlText w:val=""/>
+      <w:lvlJc w:val="left"/>
+      <w:pPr>
+        <w:ind w:left="6480" w:hanging="360"/>
+      </w:pPr>
+      <w:rPr>
+        <w:rFonts w:ascii="Wingdings" w:hAnsi="Wingdings" w:hint="default"/>
+      </w:rPr>
+    </w:lvl>
+  </w:abstractNum>
+  <w:abstractNum w:abstractNumId="12" w15:restartNumberingAfterBreak="0">
     <w:nsid w:val="5F9234FC"/>
     <w:multiLevelType w:val="hybridMultilevel"/>
     <w:tmpl w:val="B33CB912"/>
@@ -3132,7 +3672,7 @@
       </w:rPr>
     </w:lvl>
   </w:abstractNum>
-  <w:abstractNum w:abstractNumId="7" w15:restartNumberingAfterBreak="0">
+  <w:abstractNum w:abstractNumId="13" w15:restartNumberingAfterBreak="0">
     <w:nsid w:val="60A845CA"/>
     <w:multiLevelType w:val="hybridMultilevel"/>
     <w:tmpl w:val="4F387258"/>
@@ -3244,7 +3784,7 @@
       </w:rPr>
     </w:lvl>
   </w:abstractNum>
-  <w:abstractNum w:abstractNumId="8" w15:restartNumberingAfterBreak="0">
+  <w:abstractNum w:abstractNumId="14" w15:restartNumberingAfterBreak="0">
     <w:nsid w:val="667A1D91"/>
     <w:multiLevelType w:val="hybridMultilevel"/>
     <w:tmpl w:val="166EE5C6"/>
@@ -3358,31 +3898,49 @@
     </w:lvl>
   </w:abstractNum>
   <w:num w:numId="1" w16cid:durableId="159275944">
+    <w:abstractNumId w:val="6"/>
+  </w:num>
+  <w:num w:numId="2" w16cid:durableId="1343553670">
+    <w:abstractNumId w:val="10"/>
+  </w:num>
+  <w:num w:numId="3" w16cid:durableId="1862548901">
+    <w:abstractNumId w:val="4"/>
+  </w:num>
+  <w:num w:numId="4" w16cid:durableId="1959792062">
+    <w:abstractNumId w:val="12"/>
+  </w:num>
+  <w:num w:numId="5" w16cid:durableId="1698700413">
+    <w:abstractNumId w:val="3"/>
+  </w:num>
+  <w:num w:numId="6" w16cid:durableId="439647589">
+    <w:abstractNumId w:val="14"/>
+  </w:num>
+  <w:num w:numId="7" w16cid:durableId="121584987">
+    <w:abstractNumId w:val="7"/>
+  </w:num>
+  <w:num w:numId="8" w16cid:durableId="45108414">
+    <w:abstractNumId w:val="13"/>
+  </w:num>
+  <w:num w:numId="9" w16cid:durableId="2076783658">
+    <w:abstractNumId w:val="9"/>
+  </w:num>
+  <w:num w:numId="10" w16cid:durableId="1414888019">
+    <w:abstractNumId w:val="0"/>
+  </w:num>
+  <w:num w:numId="11" w16cid:durableId="1530297142">
+    <w:abstractNumId w:val="5"/>
+  </w:num>
+  <w:num w:numId="12" w16cid:durableId="2125343860">
     <w:abstractNumId w:val="2"/>
   </w:num>
-  <w:num w:numId="2" w16cid:durableId="1343553670">
-    <w:abstractNumId w:val="5"/>
-  </w:num>
-  <w:num w:numId="3" w16cid:durableId="1862548901">
-    <w:abstractNumId w:val="1"/>
-  </w:num>
-  <w:num w:numId="4" w16cid:durableId="1959792062">
-    <w:abstractNumId w:val="6"/>
-  </w:num>
-  <w:num w:numId="5" w16cid:durableId="1698700413">
-    <w:abstractNumId w:val="0"/>
-  </w:num>
-  <w:num w:numId="6" w16cid:durableId="439647589">
+  <w:num w:numId="13" w16cid:durableId="1973368900">
     <w:abstractNumId w:val="8"/>
   </w:num>
-  <w:num w:numId="7" w16cid:durableId="121584987">
-    <w:abstractNumId w:val="3"/>
+  <w:num w:numId="14" w16cid:durableId="1116678288">
+    <w:abstractNumId w:val="11"/>
   </w:num>
-  <w:num w:numId="8" w16cid:durableId="45108414">
-    <w:abstractNumId w:val="7"/>
-  </w:num>
-  <w:num w:numId="9" w16cid:durableId="2076783658">
-    <w:abstractNumId w:val="4"/>
+  <w:num w:numId="15" w16cid:durableId="1938051390">
+    <w:abstractNumId w:val="1"/>
   </w:num>
 </w:numbering>
 </file>
